--- a/data/db/cmv/template_interpretation.docx
+++ b/data/db/cmv/template_interpretation.docx
@@ -350,15 +350,19 @@
               <w:widowControl w:val="false"/>
               <w:spacing w:lineRule="auto" w:line="240" w:before="0" w:after="0"/>
               <w:jc w:val="left"/>
-              <w:rPr/>
-            </w:pPr>
-            <w:r>
-              <w:rPr>
-                <w:b w:val="false"/>
-                <w:i w:val="false"/>
-                <w:strike w:val="false"/>
-                <w:dstrike w:val="false"/>
-                <w:sz w:val="20"/>
+              <w:rPr>
+                <w:sz w:val="16"/>
+                <w:szCs w:val="16"/>
+              </w:rPr>
+            </w:pPr>
+            <w:r>
+              <w:rPr>
+                <w:b w:val="false"/>
+                <w:i w:val="false"/>
+                <w:strike w:val="false"/>
+                <w:dstrike w:val="false"/>
+                <w:sz w:val="16"/>
+                <w:szCs w:val="16"/>
               </w:rPr>
               <w:t>_DATABASE_</w:t>
             </w:r>
@@ -391,7 +395,27 @@
                 <w:dstrike w:val="false"/>
                 <w:sz w:val="20"/>
               </w:rPr>
-              <w:t>Numéro d’analyse :</w:t>
+              <w:t>Numéro d</w:t>
+            </w:r>
+            <w:r>
+              <w:rPr>
+                <w:b/>
+                <w:i w:val="false"/>
+                <w:strike w:val="false"/>
+                <w:dstrike w:val="false"/>
+                <w:sz w:val="20"/>
+              </w:rPr>
+              <w:t>e run</w:t>
+            </w:r>
+            <w:r>
+              <w:rPr>
+                <w:b/>
+                <w:i w:val="false"/>
+                <w:strike w:val="false"/>
+                <w:dstrike w:val="false"/>
+                <w:sz w:val="20"/>
+              </w:rPr>
+              <w:t xml:space="preserve"> :</w:t>
             </w:r>
           </w:p>
         </w:tc>
@@ -422,12 +446,52 @@
                 <w:dstrike w:val="false"/>
                 <w:sz w:val="20"/>
               </w:rPr>
-              <w:t>_NUMANALYSE_</w:t>
+              <w:t>_NUM</w:t>
+            </w:r>
+            <w:r>
+              <w:rPr>
+                <w:b w:val="false"/>
+                <w:i w:val="false"/>
+                <w:strike w:val="false"/>
+                <w:dstrike w:val="false"/>
+                <w:sz w:val="20"/>
+              </w:rPr>
+              <w:t>RUN</w:t>
+            </w:r>
+            <w:r>
+              <w:rPr>
+                <w:b w:val="false"/>
+                <w:i w:val="false"/>
+                <w:strike w:val="false"/>
+                <w:dstrike w:val="false"/>
+                <w:sz w:val="20"/>
+              </w:rPr>
+              <w:t>_</w:t>
             </w:r>
           </w:p>
         </w:tc>
       </w:tr>
     </w:tbl>
+    <w:p>
+      <w:pPr>
+        <w:pStyle w:val="Normal"/>
+        <w:keepNext w:val="true"/>
+        <w:spacing w:before="320" w:after="120"/>
+        <w:rPr>
+          <w:b/>
+          <w:b/>
+          <w:i w:val="false"/>
+          <w:i w:val="false"/>
+          <w:strike w:val="false"/>
+          <w:dstrike w:val="false"/>
+          <w:color w:val="215E99"/>
+          <w:sz w:val="28"/>
+        </w:rPr>
+      </w:pPr>
+      <w:r>
+        <w:rPr/>
+      </w:r>
+    </w:p>
     <w:tbl>
       <w:tblPr>
         <w:tblW w:w="9024" w:type="dxa"/>
@@ -443,10 +507,10 @@
         <w:tblLook w:val="0000" w:noHBand="0" w:noVBand="0" w:firstColumn="0" w:lastRow="0" w:lastColumn="0" w:firstRow="0"/>
       </w:tblPr>
       <w:tblGrid>
-        <w:gridCol w:w="1416"/>
+        <w:gridCol w:w="1415"/>
         <w:gridCol w:w="2268"/>
         <w:gridCol w:w="2040"/>
-        <w:gridCol w:w="3300"/>
+        <w:gridCol w:w="3301"/>
       </w:tblGrid>
       <w:tr>
         <w:trPr>
@@ -506,7 +570,7 @@
         </w:trPr>
         <w:tc>
           <w:tcPr>
-            <w:tcW w:w="1416" w:type="dxa"/>
+            <w:tcW w:w="1415" w:type="dxa"/>
             <w:tcBorders>
               <w:left w:val="single" w:sz="12" w:space="0" w:color="000000"/>
               <w:bottom w:val="single" w:sz="12" w:space="0" w:color="000000"/>
@@ -634,7 +698,16 @@
               </w:rPr>
             </w:pPr>
             <w:r>
-              <w:rPr/>
+              <w:rPr>
+                <w:rFonts w:eastAsia="Aptos" w:cs="Aptos Narrow" w:eastAsiaTheme="minorHAnsi" w:ascii="Aptos Narrow" w:hAnsi="Aptos Narrow"/>
+                <w:b/>
+                <w:bCs/>
+                <w:color w:val="000000"/>
+                <w:kern w:val="0"/>
+                <w:sz w:val="22"/>
+                <w:szCs w:val="22"/>
+                <w:lang w:val="fr-FR"/>
+              </w:rPr>
             </w:r>
           </w:p>
           <w:p>
@@ -688,7 +761,7 @@
         </w:tc>
         <w:tc>
           <w:tcPr>
-            <w:tcW w:w="3300" w:type="dxa"/>
+            <w:tcW w:w="3301" w:type="dxa"/>
             <w:tcBorders>
               <w:left w:val="single" w:sz="6" w:space="0" w:color="000000"/>
               <w:bottom w:val="single" w:sz="12" w:space="0" w:color="000000"/>
@@ -716,7 +789,16 @@
               </w:rPr>
             </w:pPr>
             <w:r>
-              <w:rPr/>
+              <w:rPr>
+                <w:rFonts w:eastAsia="Aptos" w:cs="Aptos Narrow" w:eastAsiaTheme="minorHAnsi" w:ascii="Aptos Narrow" w:hAnsi="Aptos Narrow"/>
+                <w:b/>
+                <w:bCs/>
+                <w:color w:val="000000"/>
+                <w:kern w:val="0"/>
+                <w:sz w:val="22"/>
+                <w:szCs w:val="22"/>
+                <w:lang w:val="fr-FR"/>
+              </w:rPr>
             </w:r>
           </w:p>
           <w:p>
@@ -751,7 +833,7 @@
         </w:trPr>
         <w:tc>
           <w:tcPr>
-            <w:tcW w:w="1416" w:type="dxa"/>
+            <w:tcW w:w="1415" w:type="dxa"/>
             <w:vMerge w:val="restart"/>
             <w:tcBorders>
               <w:top w:val="single" w:sz="12" w:space="0" w:color="000000"/>
@@ -759,6 +841,13 @@
               <w:bottom w:val="single" w:sz="6" w:space="0" w:color="000000"/>
               <w:right w:val="single" w:sz="6" w:space="0" w:color="000000"/>
             </w:tcBorders>
+            <w:shd w:fill="DDDDDD" w:val="clear"/>
+            <w:tcMar>
+              <w:top w:w="55" w:type="dxa"/>
+              <w:left w:w="55" w:type="dxa"/>
+              <w:bottom w:w="55" w:type="dxa"/>
+              <w:right w:w="55" w:type="dxa"/>
+            </w:tcMar>
             <w:vAlign w:val="center"/>
           </w:tcPr>
           <w:p>
@@ -769,14 +858,7 @@
               <w:spacing w:lineRule="auto" w:line="240" w:before="0" w:after="0"/>
               <w:jc w:val="center"/>
               <w:outlineLvl w:val="9"/>
-              <w:rPr>
-                <w:rFonts w:ascii="Aptos Narrow" w:hAnsi="Aptos Narrow" w:eastAsia="Aptos" w:cs="Aptos Narrow" w:eastAsiaTheme="minorHAnsi"/>
-                <w:color w:val="000000"/>
-                <w:kern w:val="0"/>
-                <w:sz w:val="22"/>
-                <w:szCs w:val="22"/>
-                <w:lang w:val="fr-FR"/>
-              </w:rPr>
+              <w:rPr/>
             </w:pPr>
             <w:r>
               <w:rPr>
@@ -802,6 +884,13 @@
               <w:bottom w:val="single" w:sz="6" w:space="0" w:color="000000"/>
               <w:right w:val="single" w:sz="6" w:space="0" w:color="000000"/>
             </w:tcBorders>
+            <w:shd w:fill="DDDDDD" w:val="clear"/>
+            <w:tcMar>
+              <w:top w:w="55" w:type="dxa"/>
+              <w:left w:w="55" w:type="dxa"/>
+              <w:bottom w:w="55" w:type="dxa"/>
+              <w:right w:w="55" w:type="dxa"/>
+            </w:tcMar>
             <w:vAlign w:val="center"/>
           </w:tcPr>
           <w:p>
@@ -812,14 +901,7 @@
               <w:spacing w:lineRule="auto" w:line="240" w:before="0" w:after="0"/>
               <w:jc w:val="center"/>
               <w:outlineLvl w:val="9"/>
-              <w:rPr>
-                <w:rFonts w:ascii="Aptos Narrow" w:hAnsi="Aptos Narrow" w:eastAsia="Aptos" w:cs="Aptos Narrow" w:eastAsiaTheme="minorHAnsi"/>
-                <w:color w:val="000000"/>
-                <w:kern w:val="0"/>
-                <w:sz w:val="22"/>
-                <w:szCs w:val="22"/>
-                <w:lang w:val="fr-FR"/>
-              </w:rPr>
+              <w:rPr/>
             </w:pPr>
             <w:r>
               <w:rPr>
@@ -845,6 +927,13 @@
               <w:bottom w:val="single" w:sz="6" w:space="0" w:color="000000"/>
               <w:right w:val="single" w:sz="6" w:space="0" w:color="000000"/>
             </w:tcBorders>
+            <w:shd w:fill="DDDDDD" w:val="clear"/>
+            <w:tcMar>
+              <w:top w:w="55" w:type="dxa"/>
+              <w:left w:w="55" w:type="dxa"/>
+              <w:bottom w:w="55" w:type="dxa"/>
+              <w:right w:w="55" w:type="dxa"/>
+            </w:tcMar>
             <w:vAlign w:val="center"/>
           </w:tcPr>
           <w:p>
@@ -873,17 +962,7 @@
                 <w:dstrike w:val="false"/>
                 <w:sz w:val="18"/>
               </w:rPr>
-              <w:t>MUT-GCV-</w:t>
-            </w:r>
-            <w:r>
-              <w:rPr>
-                <w:b w:val="false"/>
-                <w:i w:val="false"/>
-                <w:strike w:val="false"/>
-                <w:dstrike w:val="false"/>
-                <w:sz w:val="18"/>
-              </w:rPr>
-              <w:t>UL54</w:t>
+              <w:t>MUT-GCV-UL54</w:t>
             </w:r>
             <w:r>
               <w:rPr>
@@ -899,13 +978,20 @@
         </w:tc>
         <w:tc>
           <w:tcPr>
-            <w:tcW w:w="3300" w:type="dxa"/>
+            <w:tcW w:w="3301" w:type="dxa"/>
             <w:tcBorders>
               <w:top w:val="single" w:sz="12" w:space="0" w:color="000000"/>
               <w:left w:val="single" w:sz="6" w:space="0" w:color="000000"/>
               <w:bottom w:val="single" w:sz="6" w:space="0" w:color="000000"/>
               <w:right w:val="single" w:sz="12" w:space="0" w:color="000000"/>
             </w:tcBorders>
+            <w:shd w:fill="DDDDDD" w:val="clear"/>
+            <w:tcMar>
+              <w:top w:w="55" w:type="dxa"/>
+              <w:left w:w="55" w:type="dxa"/>
+              <w:bottom w:w="55" w:type="dxa"/>
+              <w:right w:w="55" w:type="dxa"/>
+            </w:tcMar>
             <w:vAlign w:val="center"/>
           </w:tcPr>
           <w:p>
@@ -934,17 +1020,7 @@
                 <w:dstrike w:val="false"/>
                 <w:sz w:val="18"/>
               </w:rPr>
-              <w:t>INT-GCV-</w:t>
-            </w:r>
-            <w:r>
-              <w:rPr>
-                <w:b w:val="false"/>
-                <w:i w:val="false"/>
-                <w:strike w:val="false"/>
-                <w:dstrike w:val="false"/>
-                <w:sz w:val="18"/>
-              </w:rPr>
-              <w:t>UL54</w:t>
+              <w:t>INT-GCV-UL54</w:t>
             </w:r>
             <w:r>
               <w:rPr>
@@ -965,7 +1041,7 @@
         </w:trPr>
         <w:tc>
           <w:tcPr>
-            <w:tcW w:w="1416" w:type="dxa"/>
+            <w:tcW w:w="1415" w:type="dxa"/>
             <w:vMerge w:val="continue"/>
             <w:tcBorders>
               <w:top w:val="single" w:sz="12" w:space="0" w:color="000000"/>
@@ -973,6 +1049,13 @@
               <w:bottom w:val="single" w:sz="6" w:space="0" w:color="000000"/>
               <w:right w:val="single" w:sz="6" w:space="0" w:color="000000"/>
             </w:tcBorders>
+            <w:shd w:fill="DDDDDD" w:val="clear"/>
+            <w:tcMar>
+              <w:top w:w="55" w:type="dxa"/>
+              <w:left w:w="55" w:type="dxa"/>
+              <w:bottom w:w="55" w:type="dxa"/>
+              <w:right w:w="55" w:type="dxa"/>
+            </w:tcMar>
             <w:vAlign w:val="center"/>
           </w:tcPr>
           <w:p>
@@ -1012,6 +1095,13 @@
               <w:bottom w:val="single" w:sz="6" w:space="0" w:color="000000"/>
               <w:right w:val="single" w:sz="6" w:space="0" w:color="000000"/>
             </w:tcBorders>
+            <w:shd w:fill="DDDDDD" w:val="clear"/>
+            <w:tcMar>
+              <w:top w:w="55" w:type="dxa"/>
+              <w:left w:w="55" w:type="dxa"/>
+              <w:bottom w:w="55" w:type="dxa"/>
+              <w:right w:w="55" w:type="dxa"/>
+            </w:tcMar>
             <w:vAlign w:val="center"/>
           </w:tcPr>
           <w:p>
@@ -1022,18 +1112,11 @@
               <w:spacing w:lineRule="auto" w:line="240" w:before="0" w:after="0"/>
               <w:jc w:val="center"/>
               <w:outlineLvl w:val="9"/>
-              <w:rPr>
-                <w:rFonts w:ascii="Aptos Narrow" w:hAnsi="Aptos Narrow" w:eastAsia="Aptos" w:cs="Aptos Narrow" w:eastAsiaTheme="minorHAnsi"/>
-                <w:color w:val="000000"/>
-                <w:kern w:val="0"/>
-                <w:sz w:val="22"/>
-                <w:szCs w:val="22"/>
-                <w:lang w:val="fr-FR"/>
-              </w:rPr>
-            </w:pPr>
-            <w:r>
-              <w:rPr>
-                <w:rFonts w:eastAsia="Aptos" w:cs="Aptos Narrow" w:eastAsiaTheme="minorHAnsi" w:ascii="Aptos Narrow" w:hAnsi="Aptos Narrow"/>
+              <w:rPr/>
+            </w:pPr>
+            <w:r>
+              <w:rPr>
+                <w:rFonts w:eastAsia="Aptos" w:cs="Aptos Narrow" w:ascii="Aptos Narrow" w:hAnsi="Aptos Narrow" w:eastAsiaTheme="minorHAnsi"/>
                 <w:strike w:val="false"/>
                 <w:dstrike w:val="false"/>
                 <w:color w:val="000000"/>
@@ -1054,6 +1137,13 @@
               <w:bottom w:val="single" w:sz="6" w:space="0" w:color="000000"/>
               <w:right w:val="single" w:sz="6" w:space="0" w:color="000000"/>
             </w:tcBorders>
+            <w:shd w:fill="DDDDDD" w:val="clear"/>
+            <w:tcMar>
+              <w:top w:w="55" w:type="dxa"/>
+              <w:left w:w="55" w:type="dxa"/>
+              <w:bottom w:w="55" w:type="dxa"/>
+              <w:right w:w="55" w:type="dxa"/>
+            </w:tcMar>
             <w:vAlign w:val="center"/>
           </w:tcPr>
           <w:p>
@@ -1082,17 +1172,7 @@
                 <w:dstrike w:val="false"/>
                 <w:sz w:val="18"/>
               </w:rPr>
-              <w:t>MUT-GCV-</w:t>
-            </w:r>
-            <w:r>
-              <w:rPr>
-                <w:b w:val="false"/>
-                <w:i w:val="false"/>
-                <w:strike w:val="false"/>
-                <w:dstrike w:val="false"/>
-                <w:sz w:val="18"/>
-              </w:rPr>
-              <w:t>UL97</w:t>
+              <w:t>MUT-GCV-UL97</w:t>
             </w:r>
             <w:r>
               <w:rPr>
@@ -1108,12 +1188,19 @@
         </w:tc>
         <w:tc>
           <w:tcPr>
-            <w:tcW w:w="3300" w:type="dxa"/>
+            <w:tcW w:w="3301" w:type="dxa"/>
             <w:tcBorders>
               <w:left w:val="single" w:sz="6" w:space="0" w:color="000000"/>
               <w:bottom w:val="single" w:sz="6" w:space="0" w:color="000000"/>
               <w:right w:val="single" w:sz="12" w:space="0" w:color="000000"/>
             </w:tcBorders>
+            <w:shd w:fill="DDDDDD" w:val="clear"/>
+            <w:tcMar>
+              <w:top w:w="55" w:type="dxa"/>
+              <w:left w:w="55" w:type="dxa"/>
+              <w:bottom w:w="55" w:type="dxa"/>
+              <w:right w:w="55" w:type="dxa"/>
+            </w:tcMar>
             <w:vAlign w:val="center"/>
           </w:tcPr>
           <w:p>
@@ -1142,17 +1229,7 @@
                 <w:dstrike w:val="false"/>
                 <w:sz w:val="18"/>
               </w:rPr>
-              <w:t>INT-GCV-</w:t>
-            </w:r>
-            <w:r>
-              <w:rPr>
-                <w:b w:val="false"/>
-                <w:i w:val="false"/>
-                <w:strike w:val="false"/>
-                <w:dstrike w:val="false"/>
-                <w:sz w:val="18"/>
-              </w:rPr>
-              <w:t>UL97</w:t>
+              <w:t>INT-GCV-UL97</w:t>
             </w:r>
             <w:r>
               <w:rPr>
@@ -1173,13 +1250,19 @@
         </w:trPr>
         <w:tc>
           <w:tcPr>
-            <w:tcW w:w="1416" w:type="dxa"/>
+            <w:tcW w:w="1415" w:type="dxa"/>
             <w:tcBorders>
               <w:top w:val="single" w:sz="6" w:space="0" w:color="000000"/>
               <w:left w:val="single" w:sz="12" w:space="0" w:color="000000"/>
               <w:bottom w:val="single" w:sz="6" w:space="0" w:color="000000"/>
               <w:right w:val="single" w:sz="6" w:space="0" w:color="000000"/>
             </w:tcBorders>
+            <w:tcMar>
+              <w:top w:w="55" w:type="dxa"/>
+              <w:left w:w="55" w:type="dxa"/>
+              <w:bottom w:w="55" w:type="dxa"/>
+              <w:right w:w="55" w:type="dxa"/>
+            </w:tcMar>
             <w:vAlign w:val="center"/>
           </w:tcPr>
           <w:p>
@@ -1223,6 +1306,12 @@
               <w:bottom w:val="single" w:sz="6" w:space="0" w:color="000000"/>
               <w:right w:val="single" w:sz="6" w:space="0" w:color="000000"/>
             </w:tcBorders>
+            <w:tcMar>
+              <w:top w:w="55" w:type="dxa"/>
+              <w:left w:w="55" w:type="dxa"/>
+              <w:bottom w:w="55" w:type="dxa"/>
+              <w:right w:w="55" w:type="dxa"/>
+            </w:tcMar>
             <w:vAlign w:val="center"/>
           </w:tcPr>
           <w:p>
@@ -1266,6 +1355,12 @@
               <w:bottom w:val="single" w:sz="6" w:space="0" w:color="000000"/>
               <w:right w:val="single" w:sz="6" w:space="0" w:color="000000"/>
             </w:tcBorders>
+            <w:tcMar>
+              <w:top w:w="55" w:type="dxa"/>
+              <w:left w:w="55" w:type="dxa"/>
+              <w:bottom w:w="55" w:type="dxa"/>
+              <w:right w:w="55" w:type="dxa"/>
+            </w:tcMar>
             <w:vAlign w:val="center"/>
           </w:tcPr>
           <w:p>
@@ -1294,17 +1389,7 @@
                 <w:dstrike w:val="false"/>
                 <w:sz w:val="18"/>
               </w:rPr>
-              <w:t>MUT-CDV-</w:t>
-            </w:r>
-            <w:r>
-              <w:rPr>
-                <w:b w:val="false"/>
-                <w:i w:val="false"/>
-                <w:strike w:val="false"/>
-                <w:dstrike w:val="false"/>
-                <w:sz w:val="18"/>
-              </w:rPr>
-              <w:t>UL54</w:t>
+              <w:t>MUT-CDV-UL54</w:t>
             </w:r>
             <w:r>
               <w:rPr>
@@ -1320,13 +1405,19 @@
         </w:tc>
         <w:tc>
           <w:tcPr>
-            <w:tcW w:w="3300" w:type="dxa"/>
+            <w:tcW w:w="3301" w:type="dxa"/>
             <w:tcBorders>
               <w:top w:val="single" w:sz="6" w:space="0" w:color="000000"/>
               <w:left w:val="single" w:sz="6" w:space="0" w:color="000000"/>
               <w:bottom w:val="single" w:sz="6" w:space="0" w:color="000000"/>
               <w:right w:val="single" w:sz="12" w:space="0" w:color="000000"/>
             </w:tcBorders>
+            <w:tcMar>
+              <w:top w:w="55" w:type="dxa"/>
+              <w:left w:w="55" w:type="dxa"/>
+              <w:bottom w:w="55" w:type="dxa"/>
+              <w:right w:w="55" w:type="dxa"/>
+            </w:tcMar>
             <w:vAlign w:val="center"/>
           </w:tcPr>
           <w:p>
@@ -1355,17 +1446,7 @@
                 <w:dstrike w:val="false"/>
                 <w:sz w:val="18"/>
               </w:rPr>
-              <w:t>INT-CDV-</w:t>
-            </w:r>
-            <w:r>
-              <w:rPr>
-                <w:b w:val="false"/>
-                <w:i w:val="false"/>
-                <w:strike w:val="false"/>
-                <w:dstrike w:val="false"/>
-                <w:sz w:val="18"/>
-              </w:rPr>
-              <w:t>UL54</w:t>
+              <w:t>INT-CDV-UL54</w:t>
             </w:r>
             <w:r>
               <w:rPr>
@@ -1386,13 +1467,20 @@
         </w:trPr>
         <w:tc>
           <w:tcPr>
-            <w:tcW w:w="1416" w:type="dxa"/>
+            <w:tcW w:w="1415" w:type="dxa"/>
             <w:tcBorders>
               <w:top w:val="single" w:sz="6" w:space="0" w:color="000000"/>
               <w:left w:val="single" w:sz="12" w:space="0" w:color="000000"/>
               <w:bottom w:val="single" w:sz="6" w:space="0" w:color="000000"/>
               <w:right w:val="single" w:sz="6" w:space="0" w:color="000000"/>
             </w:tcBorders>
+            <w:shd w:fill="DDDDDD" w:val="clear"/>
+            <w:tcMar>
+              <w:top w:w="55" w:type="dxa"/>
+              <w:left w:w="55" w:type="dxa"/>
+              <w:bottom w:w="55" w:type="dxa"/>
+              <w:right w:w="55" w:type="dxa"/>
+            </w:tcMar>
             <w:vAlign w:val="center"/>
           </w:tcPr>
           <w:p>
@@ -1436,6 +1524,13 @@
               <w:bottom w:val="single" w:sz="6" w:space="0" w:color="000000"/>
               <w:right w:val="single" w:sz="6" w:space="0" w:color="000000"/>
             </w:tcBorders>
+            <w:shd w:fill="DDDDDD" w:val="clear"/>
+            <w:tcMar>
+              <w:top w:w="55" w:type="dxa"/>
+              <w:left w:w="55" w:type="dxa"/>
+              <w:bottom w:w="55" w:type="dxa"/>
+              <w:right w:w="55" w:type="dxa"/>
+            </w:tcMar>
             <w:vAlign w:val="center"/>
           </w:tcPr>
           <w:p>
@@ -1479,6 +1574,13 @@
               <w:bottom w:val="single" w:sz="6" w:space="0" w:color="000000"/>
               <w:right w:val="single" w:sz="6" w:space="0" w:color="000000"/>
             </w:tcBorders>
+            <w:shd w:fill="DDDDDD" w:val="clear"/>
+            <w:tcMar>
+              <w:top w:w="55" w:type="dxa"/>
+              <w:left w:w="55" w:type="dxa"/>
+              <w:bottom w:w="55" w:type="dxa"/>
+              <w:right w:w="55" w:type="dxa"/>
+            </w:tcMar>
             <w:vAlign w:val="center"/>
           </w:tcPr>
           <w:p>
@@ -1507,17 +1609,7 @@
                 <w:dstrike w:val="false"/>
                 <w:sz w:val="18"/>
               </w:rPr>
-              <w:t>MUT-FOS-</w:t>
-            </w:r>
-            <w:r>
-              <w:rPr>
-                <w:b w:val="false"/>
-                <w:i w:val="false"/>
-                <w:strike w:val="false"/>
-                <w:dstrike w:val="false"/>
-                <w:sz w:val="18"/>
-              </w:rPr>
-              <w:t>UL54</w:t>
+              <w:t>MUT-FOS-UL54</w:t>
             </w:r>
             <w:r>
               <w:rPr>
@@ -1533,13 +1625,20 @@
         </w:tc>
         <w:tc>
           <w:tcPr>
-            <w:tcW w:w="3300" w:type="dxa"/>
+            <w:tcW w:w="3301" w:type="dxa"/>
             <w:tcBorders>
               <w:top w:val="single" w:sz="6" w:space="0" w:color="000000"/>
               <w:left w:val="single" w:sz="6" w:space="0" w:color="000000"/>
               <w:bottom w:val="single" w:sz="6" w:space="0" w:color="000000"/>
               <w:right w:val="single" w:sz="12" w:space="0" w:color="000000"/>
             </w:tcBorders>
+            <w:shd w:fill="DDDDDD" w:val="clear"/>
+            <w:tcMar>
+              <w:top w:w="55" w:type="dxa"/>
+              <w:left w:w="55" w:type="dxa"/>
+              <w:bottom w:w="55" w:type="dxa"/>
+              <w:right w:w="55" w:type="dxa"/>
+            </w:tcMar>
             <w:vAlign w:val="center"/>
           </w:tcPr>
           <w:p>
@@ -1568,17 +1667,7 @@
                 <w:dstrike w:val="false"/>
                 <w:sz w:val="18"/>
               </w:rPr>
-              <w:t>INT-FOS-</w:t>
-            </w:r>
-            <w:r>
-              <w:rPr>
-                <w:b w:val="false"/>
-                <w:i w:val="false"/>
-                <w:strike w:val="false"/>
-                <w:dstrike w:val="false"/>
-                <w:sz w:val="18"/>
-              </w:rPr>
-              <w:t>UL54</w:t>
+              <w:t>INT-FOS-UL54</w:t>
             </w:r>
             <w:r>
               <w:rPr>
@@ -1599,7 +1688,7 @@
         </w:trPr>
         <w:tc>
           <w:tcPr>
-            <w:tcW w:w="1416" w:type="dxa"/>
+            <w:tcW w:w="1415" w:type="dxa"/>
             <w:vMerge w:val="restart"/>
             <w:tcBorders>
               <w:top w:val="single" w:sz="6" w:space="0" w:color="000000"/>
@@ -1607,6 +1696,12 @@
               <w:bottom w:val="single" w:sz="6" w:space="0" w:color="000000"/>
               <w:right w:val="single" w:sz="6" w:space="0" w:color="000000"/>
             </w:tcBorders>
+            <w:tcMar>
+              <w:top w:w="55" w:type="dxa"/>
+              <w:left w:w="55" w:type="dxa"/>
+              <w:bottom w:w="55" w:type="dxa"/>
+              <w:right w:w="55" w:type="dxa"/>
+            </w:tcMar>
             <w:vAlign w:val="center"/>
           </w:tcPr>
           <w:p>
@@ -1650,6 +1745,12 @@
               <w:bottom w:val="single" w:sz="6" w:space="0" w:color="000000"/>
               <w:right w:val="single" w:sz="6" w:space="0" w:color="000000"/>
             </w:tcBorders>
+            <w:tcMar>
+              <w:top w:w="55" w:type="dxa"/>
+              <w:left w:w="55" w:type="dxa"/>
+              <w:bottom w:w="55" w:type="dxa"/>
+              <w:right w:w="55" w:type="dxa"/>
+            </w:tcMar>
             <w:vAlign w:val="center"/>
           </w:tcPr>
           <w:p>
@@ -1693,6 +1794,12 @@
               <w:bottom w:val="single" w:sz="6" w:space="0" w:color="000000"/>
               <w:right w:val="single" w:sz="6" w:space="0" w:color="000000"/>
             </w:tcBorders>
+            <w:tcMar>
+              <w:top w:w="55" w:type="dxa"/>
+              <w:left w:w="55" w:type="dxa"/>
+              <w:bottom w:w="55" w:type="dxa"/>
+              <w:right w:w="55" w:type="dxa"/>
+            </w:tcMar>
             <w:vAlign w:val="center"/>
           </w:tcPr>
           <w:p>
@@ -1721,17 +1828,7 @@
                 <w:dstrike w:val="false"/>
                 <w:sz w:val="18"/>
               </w:rPr>
-              <w:t>MUT-MBV-</w:t>
-            </w:r>
-            <w:r>
-              <w:rPr>
-                <w:b w:val="false"/>
-                <w:i w:val="false"/>
-                <w:strike w:val="false"/>
-                <w:dstrike w:val="false"/>
-                <w:sz w:val="18"/>
-              </w:rPr>
-              <w:t>UL27</w:t>
+              <w:t>MUT-MBV-UL27</w:t>
             </w:r>
             <w:r>
               <w:rPr>
@@ -1747,13 +1844,19 @@
         </w:tc>
         <w:tc>
           <w:tcPr>
-            <w:tcW w:w="3300" w:type="dxa"/>
+            <w:tcW w:w="3301" w:type="dxa"/>
             <w:tcBorders>
               <w:top w:val="single" w:sz="6" w:space="0" w:color="000000"/>
               <w:left w:val="single" w:sz="6" w:space="0" w:color="000000"/>
               <w:bottom w:val="single" w:sz="6" w:space="0" w:color="000000"/>
               <w:right w:val="single" w:sz="12" w:space="0" w:color="000000"/>
             </w:tcBorders>
+            <w:tcMar>
+              <w:top w:w="55" w:type="dxa"/>
+              <w:left w:w="55" w:type="dxa"/>
+              <w:bottom w:w="55" w:type="dxa"/>
+              <w:right w:w="55" w:type="dxa"/>
+            </w:tcMar>
             <w:vAlign w:val="center"/>
           </w:tcPr>
           <w:p>
@@ -1782,17 +1885,7 @@
                 <w:dstrike w:val="false"/>
                 <w:sz w:val="18"/>
               </w:rPr>
-              <w:t>INT-MBV-</w:t>
-            </w:r>
-            <w:r>
-              <w:rPr>
-                <w:b w:val="false"/>
-                <w:i w:val="false"/>
-                <w:strike w:val="false"/>
-                <w:dstrike w:val="false"/>
-                <w:sz w:val="18"/>
-              </w:rPr>
-              <w:t>UL27</w:t>
+              <w:t>INT-MBV-UL27</w:t>
             </w:r>
             <w:r>
               <w:rPr>
@@ -1813,7 +1906,7 @@
         </w:trPr>
         <w:tc>
           <w:tcPr>
-            <w:tcW w:w="1416" w:type="dxa"/>
+            <w:tcW w:w="1415" w:type="dxa"/>
             <w:vMerge w:val="continue"/>
             <w:tcBorders>
               <w:top w:val="single" w:sz="6" w:space="0" w:color="000000"/>
@@ -1821,6 +1914,12 @@
               <w:bottom w:val="single" w:sz="6" w:space="0" w:color="000000"/>
               <w:right w:val="single" w:sz="6" w:space="0" w:color="000000"/>
             </w:tcBorders>
+            <w:tcMar>
+              <w:top w:w="55" w:type="dxa"/>
+              <w:left w:w="55" w:type="dxa"/>
+              <w:bottom w:w="55" w:type="dxa"/>
+              <w:right w:w="55" w:type="dxa"/>
+            </w:tcMar>
             <w:vAlign w:val="center"/>
           </w:tcPr>
           <w:p>
@@ -1860,6 +1959,12 @@
               <w:bottom w:val="single" w:sz="6" w:space="0" w:color="000000"/>
               <w:right w:val="single" w:sz="6" w:space="0" w:color="000000"/>
             </w:tcBorders>
+            <w:tcMar>
+              <w:top w:w="55" w:type="dxa"/>
+              <w:left w:w="55" w:type="dxa"/>
+              <w:bottom w:w="55" w:type="dxa"/>
+              <w:right w:w="55" w:type="dxa"/>
+            </w:tcMar>
             <w:vAlign w:val="center"/>
           </w:tcPr>
           <w:p>
@@ -1881,7 +1986,7 @@
             </w:pPr>
             <w:r>
               <w:rPr>
-                <w:rFonts w:eastAsia="Aptos" w:cs="Aptos Narrow" w:eastAsiaTheme="minorHAnsi" w:ascii="Aptos Narrow" w:hAnsi="Aptos Narrow"/>
+                <w:rFonts w:eastAsia="Aptos" w:cs="Aptos Narrow" w:ascii="Aptos Narrow" w:hAnsi="Aptos Narrow" w:eastAsiaTheme="minorHAnsi"/>
                 <w:strike w:val="false"/>
                 <w:dstrike w:val="false"/>
                 <w:color w:val="000000"/>
@@ -1902,6 +2007,12 @@
               <w:bottom w:val="single" w:sz="6" w:space="0" w:color="000000"/>
               <w:right w:val="single" w:sz="6" w:space="0" w:color="000000"/>
             </w:tcBorders>
+            <w:tcMar>
+              <w:top w:w="55" w:type="dxa"/>
+              <w:left w:w="55" w:type="dxa"/>
+              <w:bottom w:w="55" w:type="dxa"/>
+              <w:right w:w="55" w:type="dxa"/>
+            </w:tcMar>
             <w:vAlign w:val="center"/>
           </w:tcPr>
           <w:p>
@@ -1930,17 +2041,7 @@
                 <w:dstrike w:val="false"/>
                 <w:sz w:val="18"/>
               </w:rPr>
-              <w:t>MUT-MBV-</w:t>
-            </w:r>
-            <w:r>
-              <w:rPr>
-                <w:b w:val="false"/>
-                <w:i w:val="false"/>
-                <w:strike w:val="false"/>
-                <w:dstrike w:val="false"/>
-                <w:sz w:val="18"/>
-              </w:rPr>
-              <w:t>UL97</w:t>
+              <w:t>MUT-MBV-UL97</w:t>
             </w:r>
             <w:r>
               <w:rPr>
@@ -1956,12 +2057,18 @@
         </w:tc>
         <w:tc>
           <w:tcPr>
-            <w:tcW w:w="3300" w:type="dxa"/>
+            <w:tcW w:w="3301" w:type="dxa"/>
             <w:tcBorders>
               <w:left w:val="single" w:sz="6" w:space="0" w:color="000000"/>
               <w:bottom w:val="single" w:sz="6" w:space="0" w:color="000000"/>
               <w:right w:val="single" w:sz="12" w:space="0" w:color="000000"/>
             </w:tcBorders>
+            <w:tcMar>
+              <w:top w:w="55" w:type="dxa"/>
+              <w:left w:w="55" w:type="dxa"/>
+              <w:bottom w:w="55" w:type="dxa"/>
+              <w:right w:w="55" w:type="dxa"/>
+            </w:tcMar>
             <w:vAlign w:val="center"/>
           </w:tcPr>
           <w:p>
@@ -1990,17 +2097,7 @@
                 <w:dstrike w:val="false"/>
                 <w:sz w:val="18"/>
               </w:rPr>
-              <w:t>INT-MBV-</w:t>
-            </w:r>
-            <w:r>
-              <w:rPr>
-                <w:b w:val="false"/>
-                <w:i w:val="false"/>
-                <w:strike w:val="false"/>
-                <w:dstrike w:val="false"/>
-                <w:sz w:val="18"/>
-              </w:rPr>
-              <w:t>UL97</w:t>
+              <w:t>INT-MBV-UL97</w:t>
             </w:r>
             <w:r>
               <w:rPr>
@@ -2021,14 +2118,21 @@
         </w:trPr>
         <w:tc>
           <w:tcPr>
-            <w:tcW w:w="1416" w:type="dxa"/>
+            <w:tcW w:w="1415" w:type="dxa"/>
             <w:vMerge w:val="restart"/>
             <w:tcBorders>
               <w:top w:val="single" w:sz="6" w:space="0" w:color="000000"/>
               <w:left w:val="single" w:sz="12" w:space="0" w:color="000000"/>
-              <w:bottom w:val="single" w:sz="6" w:space="0" w:color="000000"/>
+              <w:bottom w:val="single" w:sz="12" w:space="0" w:color="000000"/>
               <w:right w:val="single" w:sz="6" w:space="0" w:color="000000"/>
             </w:tcBorders>
+            <w:shd w:fill="DDDDDD" w:val="clear"/>
+            <w:tcMar>
+              <w:top w:w="55" w:type="dxa"/>
+              <w:left w:w="55" w:type="dxa"/>
+              <w:bottom w:w="55" w:type="dxa"/>
+              <w:right w:w="55" w:type="dxa"/>
+            </w:tcMar>
             <w:vAlign w:val="center"/>
           </w:tcPr>
           <w:p>
@@ -2072,6 +2176,13 @@
               <w:bottom w:val="single" w:sz="6" w:space="0" w:color="000000"/>
               <w:right w:val="single" w:sz="6" w:space="0" w:color="000000"/>
             </w:tcBorders>
+            <w:shd w:fill="DDDDDD" w:val="clear"/>
+            <w:tcMar>
+              <w:top w:w="55" w:type="dxa"/>
+              <w:left w:w="55" w:type="dxa"/>
+              <w:bottom w:w="55" w:type="dxa"/>
+              <w:right w:w="55" w:type="dxa"/>
+            </w:tcMar>
             <w:vAlign w:val="center"/>
           </w:tcPr>
           <w:p>
@@ -2115,6 +2226,13 @@
               <w:bottom w:val="single" w:sz="6" w:space="0" w:color="000000"/>
               <w:right w:val="single" w:sz="6" w:space="0" w:color="000000"/>
             </w:tcBorders>
+            <w:shd w:fill="DDDDDD" w:val="clear"/>
+            <w:tcMar>
+              <w:top w:w="55" w:type="dxa"/>
+              <w:left w:w="55" w:type="dxa"/>
+              <w:bottom w:w="55" w:type="dxa"/>
+              <w:right w:w="55" w:type="dxa"/>
+            </w:tcMar>
             <w:vAlign w:val="center"/>
           </w:tcPr>
           <w:p>
@@ -2159,13 +2277,20 @@
         </w:tc>
         <w:tc>
           <w:tcPr>
-            <w:tcW w:w="3300" w:type="dxa"/>
+            <w:tcW w:w="3301" w:type="dxa"/>
             <w:tcBorders>
               <w:top w:val="single" w:sz="6" w:space="0" w:color="000000"/>
               <w:left w:val="single" w:sz="6" w:space="0" w:color="000000"/>
               <w:bottom w:val="single" w:sz="6" w:space="0" w:color="000000"/>
               <w:right w:val="single" w:sz="12" w:space="0" w:color="000000"/>
             </w:tcBorders>
+            <w:shd w:fill="DDDDDD" w:val="clear"/>
+            <w:tcMar>
+              <w:top w:w="55" w:type="dxa"/>
+              <w:left w:w="55" w:type="dxa"/>
+              <w:bottom w:w="55" w:type="dxa"/>
+              <w:right w:w="55" w:type="dxa"/>
+            </w:tcMar>
             <w:vAlign w:val="center"/>
           </w:tcPr>
           <w:p>
@@ -2215,7 +2340,7 @@
         </w:trPr>
         <w:tc>
           <w:tcPr>
-            <w:tcW w:w="1416" w:type="dxa"/>
+            <w:tcW w:w="1415" w:type="dxa"/>
             <w:vMerge w:val="continue"/>
             <w:tcBorders>
               <w:top w:val="single" w:sz="6" w:space="0" w:color="000000"/>
@@ -2223,6 +2348,13 @@
               <w:bottom w:val="single" w:sz="6" w:space="0" w:color="000000"/>
               <w:right w:val="single" w:sz="6" w:space="0" w:color="000000"/>
             </w:tcBorders>
+            <w:shd w:fill="DDDDDD" w:val="clear"/>
+            <w:tcMar>
+              <w:top w:w="55" w:type="dxa"/>
+              <w:left w:w="55" w:type="dxa"/>
+              <w:bottom w:w="55" w:type="dxa"/>
+              <w:right w:w="55" w:type="dxa"/>
+            </w:tcMar>
             <w:vAlign w:val="center"/>
           </w:tcPr>
           <w:p>
@@ -2263,6 +2395,13 @@
               <w:bottom w:val="single" w:sz="6" w:space="0" w:color="000000"/>
               <w:right w:val="single" w:sz="6" w:space="0" w:color="000000"/>
             </w:tcBorders>
+            <w:shd w:fill="DDDDDD" w:val="clear"/>
+            <w:tcMar>
+              <w:top w:w="55" w:type="dxa"/>
+              <w:left w:w="55" w:type="dxa"/>
+              <w:bottom w:w="55" w:type="dxa"/>
+              <w:right w:w="55" w:type="dxa"/>
+            </w:tcMar>
             <w:vAlign w:val="center"/>
           </w:tcPr>
           <w:p>
@@ -2306,6 +2445,13 @@
               <w:bottom w:val="single" w:sz="6" w:space="0" w:color="000000"/>
               <w:right w:val="single" w:sz="6" w:space="0" w:color="000000"/>
             </w:tcBorders>
+            <w:shd w:fill="DDDDDD" w:val="clear"/>
+            <w:tcMar>
+              <w:top w:w="55" w:type="dxa"/>
+              <w:left w:w="55" w:type="dxa"/>
+              <w:bottom w:w="55" w:type="dxa"/>
+              <w:right w:w="55" w:type="dxa"/>
+            </w:tcMar>
             <w:vAlign w:val="center"/>
           </w:tcPr>
           <w:p>
@@ -2350,13 +2496,20 @@
         </w:tc>
         <w:tc>
           <w:tcPr>
-            <w:tcW w:w="3300" w:type="dxa"/>
+            <w:tcW w:w="3301" w:type="dxa"/>
             <w:tcBorders>
               <w:top w:val="single" w:sz="6" w:space="0" w:color="000000"/>
               <w:left w:val="single" w:sz="6" w:space="0" w:color="000000"/>
               <w:bottom w:val="single" w:sz="6" w:space="0" w:color="000000"/>
               <w:right w:val="single" w:sz="12" w:space="0" w:color="000000"/>
             </w:tcBorders>
+            <w:shd w:fill="DDDDDD" w:val="clear"/>
+            <w:tcMar>
+              <w:top w:w="55" w:type="dxa"/>
+              <w:left w:w="55" w:type="dxa"/>
+              <w:bottom w:w="55" w:type="dxa"/>
+              <w:right w:w="55" w:type="dxa"/>
+            </w:tcMar>
             <w:vAlign w:val="center"/>
           </w:tcPr>
           <w:p>
@@ -2406,14 +2559,21 @@
         </w:trPr>
         <w:tc>
           <w:tcPr>
-            <w:tcW w:w="1416" w:type="dxa"/>
+            <w:tcW w:w="1415" w:type="dxa"/>
             <w:vMerge w:val="continue"/>
             <w:tcBorders>
               <w:top w:val="single" w:sz="6" w:space="0" w:color="000000"/>
               <w:left w:val="single" w:sz="12" w:space="0" w:color="000000"/>
-              <w:bottom w:val="single" w:sz="6" w:space="0" w:color="000000"/>
+              <w:bottom w:val="single" w:sz="12" w:space="0" w:color="000000"/>
               <w:right w:val="single" w:sz="6" w:space="0" w:color="000000"/>
             </w:tcBorders>
+            <w:shd w:fill="DDDDDD" w:val="clear"/>
+            <w:tcMar>
+              <w:top w:w="55" w:type="dxa"/>
+              <w:left w:w="55" w:type="dxa"/>
+              <w:bottom w:w="55" w:type="dxa"/>
+              <w:right w:w="55" w:type="dxa"/>
+            </w:tcMar>
             <w:vAlign w:val="center"/>
           </w:tcPr>
           <w:p>
@@ -2454,6 +2614,13 @@
               <w:bottom w:val="single" w:sz="12" w:space="0" w:color="000000"/>
               <w:right w:val="single" w:sz="6" w:space="0" w:color="000000"/>
             </w:tcBorders>
+            <w:shd w:fill="DDDDDD" w:val="clear"/>
+            <w:tcMar>
+              <w:top w:w="55" w:type="dxa"/>
+              <w:left w:w="55" w:type="dxa"/>
+              <w:bottom w:w="55" w:type="dxa"/>
+              <w:right w:w="55" w:type="dxa"/>
+            </w:tcMar>
             <w:vAlign w:val="center"/>
           </w:tcPr>
           <w:p>
@@ -2497,6 +2664,13 @@
               <w:bottom w:val="single" w:sz="12" w:space="0" w:color="000000"/>
               <w:right w:val="single" w:sz="6" w:space="0" w:color="000000"/>
             </w:tcBorders>
+            <w:shd w:fill="DDDDDD" w:val="clear"/>
+            <w:tcMar>
+              <w:top w:w="55" w:type="dxa"/>
+              <w:left w:w="55" w:type="dxa"/>
+              <w:bottom w:w="55" w:type="dxa"/>
+              <w:right w:w="55" w:type="dxa"/>
+            </w:tcMar>
             <w:vAlign w:val="center"/>
           </w:tcPr>
           <w:p>
@@ -2541,13 +2715,20 @@
         </w:tc>
         <w:tc>
           <w:tcPr>
-            <w:tcW w:w="3300" w:type="dxa"/>
+            <w:tcW w:w="3301" w:type="dxa"/>
             <w:tcBorders>
               <w:top w:val="single" w:sz="6" w:space="0" w:color="000000"/>
               <w:left w:val="single" w:sz="6" w:space="0" w:color="000000"/>
               <w:bottom w:val="single" w:sz="12" w:space="0" w:color="000000"/>
               <w:right w:val="single" w:sz="12" w:space="0" w:color="000000"/>
             </w:tcBorders>
+            <w:shd w:fill="DDDDDD" w:val="clear"/>
+            <w:tcMar>
+              <w:top w:w="55" w:type="dxa"/>
+              <w:left w:w="55" w:type="dxa"/>
+              <w:bottom w:w="55" w:type="dxa"/>
+              <w:right w:w="55" w:type="dxa"/>
+            </w:tcMar>
             <w:vAlign w:val="center"/>
           </w:tcPr>
           <w:p>
@@ -2595,7 +2776,6 @@
     <w:p>
       <w:pPr>
         <w:pStyle w:val="Normal"/>
-        <w:keepNext w:val="true"/>
         <w:spacing w:before="320" w:after="120"/>
         <w:rPr/>
       </w:pPr>
@@ -2631,7 +2811,6 @@
     <w:p>
       <w:pPr>
         <w:pStyle w:val="Normal"/>
-        <w:keepNext w:val="true"/>
         <w:spacing w:before="320" w:after="120"/>
         <w:rPr/>
       </w:pPr>
@@ -2680,7 +2859,10 @@
               <w:widowControl w:val="false"/>
               <w:spacing w:lineRule="auto" w:line="240" w:before="0" w:after="0"/>
               <w:jc w:val="left"/>
-              <w:rPr/>
+              <w:rPr>
+                <w:sz w:val="18"/>
+                <w:szCs w:val="18"/>
+              </w:rPr>
             </w:pPr>
             <w:r>
               <w:rPr>
@@ -2689,8 +2871,9 @@
                 <w:strike w:val="false"/>
                 <w:dstrike w:val="false"/>
                 <w:sz w:val="18"/>
-              </w:rPr>
-              <w:t>Souche de référence :</w:t>
+                <w:szCs w:val="18"/>
+              </w:rPr>
+              <w:t>Numéro d’analyse :</w:t>
             </w:r>
           </w:p>
         </w:tc>
@@ -2698,6 +2881,69 @@
           <w:tcPr>
             <w:tcW w:w="5922" w:type="dxa"/>
             <w:tcBorders/>
+            <w:vAlign w:val="center"/>
+          </w:tcPr>
+          <w:p>
+            <w:pPr>
+              <w:pStyle w:val="Normal"/>
+              <w:widowControl w:val="false"/>
+              <w:spacing w:lineRule="auto" w:line="240" w:before="0" w:after="0"/>
+              <w:jc w:val="left"/>
+              <w:rPr>
+                <w:sz w:val="16"/>
+                <w:szCs w:val="16"/>
+              </w:rPr>
+            </w:pPr>
+            <w:r>
+              <w:rPr>
+                <w:b w:val="false"/>
+                <w:i w:val="false"/>
+                <w:strike w:val="false"/>
+                <w:dstrike w:val="false"/>
+                <w:sz w:val="16"/>
+                <w:szCs w:val="16"/>
+              </w:rPr>
+              <w:t>_NUMANALYSE_</w:t>
+            </w:r>
+          </w:p>
+        </w:tc>
+      </w:tr>
+      <w:tr>
+        <w:trPr/>
+        <w:tc>
+          <w:tcPr>
+            <w:tcW w:w="3149" w:type="dxa"/>
+            <w:tcBorders>
+              <w:top w:val="nil"/>
+            </w:tcBorders>
+            <w:vAlign w:val="center"/>
+          </w:tcPr>
+          <w:p>
+            <w:pPr>
+              <w:pStyle w:val="Normal"/>
+              <w:widowControl w:val="false"/>
+              <w:spacing w:lineRule="auto" w:line="240" w:before="0" w:after="0"/>
+              <w:jc w:val="left"/>
+              <w:rPr/>
+            </w:pPr>
+            <w:r>
+              <w:rPr>
+                <w:b/>
+                <w:i w:val="false"/>
+                <w:strike w:val="false"/>
+                <w:dstrike w:val="false"/>
+                <w:sz w:val="18"/>
+              </w:rPr>
+              <w:t>Souche de référence :</w:t>
+            </w:r>
+          </w:p>
+        </w:tc>
+        <w:tc>
+          <w:tcPr>
+            <w:tcW w:w="5922" w:type="dxa"/>
+            <w:tcBorders>
+              <w:top w:val="nil"/>
+            </w:tcBorders>
             <w:vAlign w:val="center"/>
           </w:tcPr>
           <w:p>
